--- a/src/Layers/W1/BaseApp/.resources/ReportParts/HeaderFooterDesign/ExternalModernLogo.docx
+++ b/src/Layers/W1/BaseApp/.resources/ReportParts/HeaderFooterDesign/ExternalModernLogo.docx
@@ -894,8 +894,8 @@
         </w:tcPr>
         <w:sdt>
           <w:sdtPr>
-            <w:alias w:val="ReportName"/>
-            <w:tag w:val="#BC:InsertDataItem,BCReportInformation/ReportMetadata/ReportName"/>
+            <w:alias w:val="ReportCaption"/>
+            <w:tag w:val="#BC:InsertDataItem,BCReportInformation/ReportMetadata/ReportCaption"/>
             <w:id w:val="1427074062"/>
             <w:placeholder>
               <w:docPart w:val="85734CD6EE1A4449AEF84D8311407282"/>
@@ -910,7 +910,7 @@
                 <w:spacing w:after="0"/>
               </w:pPr>
               <w:r>
-                <w:t>Report Name</w:t>
+                <w:t>Report Caption</w:t>
               </w:r>
             </w:p>
           </w:sdtContent>
@@ -988,8 +988,8 @@
         </w:tcPr>
         <w:sdt>
           <w:sdtPr>
-            <w:alias w:val="ReportName"/>
-            <w:tag w:val="#BC:InsertDataItem,BCReportInformation/ReportMetadata/ReportName"/>
+            <w:alias w:val="ReportCaption"/>
+            <w:tag w:val="#BC:InsertDataItem,BCReportInformation/ReportMetadata/ReportCaption"/>
             <w:id w:val="-1945603794"/>
             <w:placeholder>
               <w:docPart w:val="DefaultPlaceholder_-1854013440"/>
@@ -1004,7 +1004,7 @@
                 <w:spacing w:after="0"/>
               </w:pPr>
               <w:r>
-                <w:t>Report Name</w:t>
+                <w:t>Report Caption</w:t>
               </w:r>
             </w:p>
           </w:sdtContent>
@@ -3675,7 +3675,7 @@
  
              < R e p o r t I d > R e p o r t   I D < / R e p o r t I d >   
-             < R e p o r t N a m e > R e p o r t   N a m e < / R e p o r t N a m e > +             < R e p o r t C a p t i o n > R e p o r t   C a p t i o n < / R e p o r t C a p t i o n >   
              < A b o u t T h i s R e p o r t T i t l e > A b o u t   T h i s   R e p o r t   T i t l e < / A b o u t T h i s R e p o r t T i t l e >   
@@ -4713,7 +4713,7 @@
  
              < R e p o r t I d > R e p o r t   I D < / R e p o r t I d >   
-             < R e p o r t N a m e > R e p o r t   N a m e < / R e p o r t N a m e > +             < R e p o r t C a p t i o n > R e p o r t   C a p t i o n < / R e p o r t C a p t i o n >   
              < A b o u t T h i s R e p o r t T i t l e > A b o u t   T h i s   R e p o r t   T i t l e < / A b o u t T h i s R e p o r t T i t l e >   
